--- a/Insights/Dashboard_Pages_Documentations.docx
+++ b/Insights/Dashboard_Pages_Documentations.docx
@@ -108,7 +108,7 @@
           </w:tcPr>
           <w:p>
             <w:pPr>
-              <w:spacing w:before="400" w:after="400"/>
+              <w:pStyle w:val="Heading1"/>
               <w:jc w:val="center"/>
             </w:pPr>
             <w:r>
@@ -116,10 +116,10 @@
                 <w:noProof/>
               </w:rPr>
               <w:drawing>
-                <wp:inline distT="0" distB="0" distL="0" distR="0" wp14:anchorId="371A7D5C" wp14:editId="6BC691BE">
-                  <wp:extent cx="5943600" cy="3342640"/>
-                  <wp:effectExtent l="0" t="0" r="0" b="0"/>
-                  <wp:docPr id="539418095" name="Picture 2"/>
+                <wp:inline distT="0" distB="0" distL="0" distR="0" wp14:anchorId="0E6E3640" wp14:editId="2DE166AE">
+                  <wp:extent cx="5600494" cy="3149081"/>
+                  <wp:effectExtent l="0" t="0" r="635" b="0"/>
+                  <wp:docPr id="137060132" name="Picture 1"/>
                   <wp:cNvGraphicFramePr>
                     <a:graphicFrameLocks xmlns:a="http://schemas.openxmlformats.org/drawingml/2006/main" noChangeAspect="1"/>
                   </wp:cNvGraphicFramePr>
@@ -127,7 +127,7 @@
                     <a:graphicData uri="http://schemas.openxmlformats.org/drawingml/2006/picture">
                       <pic:pic xmlns:pic="http://schemas.openxmlformats.org/drawingml/2006/picture">
                         <pic:nvPicPr>
-                          <pic:cNvPr id="0" name="Picture 6"/>
+                          <pic:cNvPr id="0" name="Picture 1"/>
                           <pic:cNvPicPr>
                             <a:picLocks noChangeAspect="1" noChangeArrowheads="1"/>
                           </pic:cNvPicPr>
@@ -148,7 +148,7 @@
                         <pic:spPr bwMode="auto">
                           <a:xfrm>
                             <a:off x="0" y="0"/>
-                            <a:ext cx="5943600" cy="3342640"/>
+                            <a:ext cx="5609820" cy="3154325"/>
                           </a:xfrm>
                           <a:prstGeom prst="rect">
                             <a:avLst/>
@@ -184,7 +184,6 @@
           <w:color w:val="2B6CB0"/>
           <w:sz w:val="24"/>
         </w:rPr>
-        <w:lastRenderedPageBreak/>
         <w:t>Key Components &amp; Visualizations:</w:t>
       </w:r>
     </w:p>
@@ -200,6 +199,7 @@
           <w:color w:val="2D3748"/>
           <w:sz w:val="21"/>
         </w:rPr>
+        <w:lastRenderedPageBreak/>
         <w:t>Key Performance Indicators (KPI Cards):</w:t>
       </w:r>
     </w:p>
@@ -500,7 +500,35 @@
         </w:trPr>
         <w:tc>
           <w:tcPr>
-            <w:tcW w:w="9360" w:type="dxa"/>
+            <w:tcW w:w="9344" w:type="dxa"/>
+            <w:tcBorders>
+              <w:top w:val="single" w:sz="6" w:space="0" w:color="CBD5E0"/>
+              <w:left w:val="single" w:sz="6" w:space="0" w:color="CBD5E0"/>
+              <w:bottom w:val="single" w:sz="6" w:space="0" w:color="CBD5E0"/>
+              <w:right w:val="single" w:sz="6" w:space="0" w:color="CBD5E0"/>
+            </w:tcBorders>
+            <w:shd w:val="clear" w:color="auto" w:fill="F7FAFC"/>
+            <w:tcMar>
+              <w:top w:w="360" w:type="dxa"/>
+              <w:left w:w="360" w:type="dxa"/>
+              <w:bottom w:w="360" w:type="dxa"/>
+              <w:right w:w="360" w:type="dxa"/>
+            </w:tcMar>
+          </w:tcPr>
+          <w:p>
+            <w:pPr>
+              <w:spacing w:before="400" w:after="400"/>
+            </w:pPr>
+          </w:p>
+        </w:tc>
+      </w:tr>
+      <w:tr>
+        <w:trPr>
+          <w:jc w:val="center"/>
+        </w:trPr>
+        <w:tc>
+          <w:tcPr>
+            <w:tcW w:w="9344" w:type="dxa"/>
             <w:tcBorders>
               <w:top w:val="single" w:sz="6" w:space="0" w:color="CBD5E0"/>
               <w:left w:val="single" w:sz="6" w:space="0" w:color="CBD5E0"/>
@@ -519,6 +547,9 @@
             <w:pPr>
               <w:spacing w:before="400" w:after="400"/>
               <w:jc w:val="center"/>
+              <w:rPr>
+                <w:noProof/>
+              </w:rPr>
             </w:pPr>
             <w:r>
               <w:rPr>
@@ -526,10 +557,10 @@
               </w:rPr>
               <w:lastRenderedPageBreak/>
               <w:drawing>
-                <wp:inline distT="0" distB="0" distL="0" distR="0" wp14:anchorId="06A3E814" wp14:editId="5BC7671E">
-                  <wp:extent cx="5943600" cy="3342640"/>
+                <wp:inline distT="0" distB="0" distL="0" distR="0" wp14:anchorId="713F9D7F" wp14:editId="5D419013">
+                  <wp:extent cx="5665794" cy="3186404"/>
                   <wp:effectExtent l="0" t="0" r="0" b="0"/>
-                  <wp:docPr id="199352640" name="Picture 3"/>
+                  <wp:docPr id="2072600108" name="Picture 2"/>
                   <wp:cNvGraphicFramePr>
                     <a:graphicFrameLocks xmlns:a="http://schemas.openxmlformats.org/drawingml/2006/main" noChangeAspect="1"/>
                   </wp:cNvGraphicFramePr>
@@ -537,7 +568,7 @@
                     <a:graphicData uri="http://schemas.openxmlformats.org/drawingml/2006/picture">
                       <pic:pic xmlns:pic="http://schemas.openxmlformats.org/drawingml/2006/picture">
                         <pic:nvPicPr>
-                          <pic:cNvPr id="0" name="Picture 8"/>
+                          <pic:cNvPr id="0" name="Picture 6"/>
                           <pic:cNvPicPr>
                             <a:picLocks noChangeAspect="1" noChangeArrowheads="1"/>
                           </pic:cNvPicPr>
@@ -558,7 +589,7 @@
                         <pic:spPr bwMode="auto">
                           <a:xfrm>
                             <a:off x="0" y="0"/>
-                            <a:ext cx="5943600" cy="3342640"/>
+                            <a:ext cx="5676342" cy="3192336"/>
                           </a:xfrm>
                           <a:prstGeom prst="rect">
                             <a:avLst/>
